--- a/file3.docx
+++ b/file3.docx
@@ -17,6 +17,14 @@
           <w:lang w:val="en-IN"/>
         </w:rPr>
         <w:t>JAY JALARAM</w:t>
+      </w:r>
+      <w:r>
+        <w:rPr>
+          <w:sz w:val="32"/>
+          <w:szCs w:val="32"/>
+          <w:lang w:val="en-IN"/>
+        </w:rPr>
+        <w:t xml:space="preserve"> JAY VIRBAIMA</w:t>
       </w:r>
     </w:p>
     <w:p>

--- a/file3.docx
+++ b/file3.docx
@@ -25,6 +25,48 @@
           <w:lang w:val="en-IN"/>
         </w:rPr>
         <w:t xml:space="preserve"> JAY VIRBAIMA</w:t>
+      </w:r>
+    </w:p>
+    <w:p>
+      <w:pPr>
+        <w:rPr>
+          <w:sz w:val="32"/>
+          <w:szCs w:val="32"/>
+          <w:lang w:val="en-IN"/>
+        </w:rPr>
+      </w:pPr>
+      <w:r>
+        <w:rPr>
+          <w:sz w:val="32"/>
+          <w:szCs w:val="32"/>
+          <w:lang w:val="en-IN"/>
+        </w:rPr>
+        <w:t>V</w:t>
+      </w:r>
+      <w:r>
+        <w:rPr>
+          <w:sz w:val="32"/>
+          <w:szCs w:val="32"/>
+          <w:lang w:val="en-IN"/>
+        </w:rPr>
+        <w:t>irpur</w:t>
+      </w:r>
+    </w:p>
+    <w:p>
+      <w:pPr>
+        <w:rPr>
+          <w:sz w:val="32"/>
+          <w:szCs w:val="32"/>
+          <w:lang w:val="en-IN"/>
+        </w:rPr>
+      </w:pPr>
+      <w:r>
+        <w:rPr>
+          <w:sz w:val="32"/>
+          <w:szCs w:val="32"/>
+          <w:lang w:val="en-IN"/>
+        </w:rPr>
+        <w:t>atkot</w:t>
       </w:r>
     </w:p>
     <w:p>

--- a/file3.docx
+++ b/file3.docx
@@ -41,32 +41,7 @@
           <w:szCs w:val="32"/>
           <w:lang w:val="en-IN"/>
         </w:rPr>
-        <w:t>V</w:t>
-      </w:r>
-      <w:r>
-        <w:rPr>
-          <w:sz w:val="32"/>
-          <w:szCs w:val="32"/>
-          <w:lang w:val="en-IN"/>
-        </w:rPr>
-        <w:t>irpur</w:t>
-      </w:r>
-    </w:p>
-    <w:p>
-      <w:pPr>
-        <w:rPr>
-          <w:sz w:val="32"/>
-          <w:szCs w:val="32"/>
-          <w:lang w:val="en-IN"/>
-        </w:rPr>
-      </w:pPr>
-      <w:r>
-        <w:rPr>
-          <w:sz w:val="32"/>
-          <w:szCs w:val="32"/>
-          <w:lang w:val="en-IN"/>
-        </w:rPr>
-        <w:t>atkot</w:t>
+        <w:t>Gujarat</w:t>
       </w:r>
     </w:p>
     <w:p>
